--- a/public/vaazlar/fr/pardonner-et-maitriser-sa-colere.docx
+++ b/public/vaazlar/fr/pardonner-et-maitriser-sa-colere.docx
@@ -2686,6 +2686,7 @@
                 <w:rFonts w:ascii="Amiri" w:hAnsi="Amiri" w:cs="Amiri" w:eastAsia="Amiri"/>
                 <w:b/>
                 <w:bCs/>
+                <w:noProof/>
                 <w:color w:val="00695C"/>
                 <w:sz w:val="45"/>
                 <w:szCs w:val="45"/>
@@ -3721,6 +3722,7 @@
                 <w:rFonts w:ascii="Amiri" w:hAnsi="Amiri" w:cs="Amiri" w:eastAsia="Amiri"/>
                 <w:b/>
                 <w:bCs/>
+                <w:noProof/>
                 <w:color w:val="0A1932"/>
                 <w:sz w:val="46"/>
                 <w:szCs w:val="46"/>
@@ -12527,6 +12529,7 @@
                 <w:rFonts w:ascii="Amiri" w:hAnsi="Amiri" w:cs="Amiri" w:eastAsia="Amiri"/>
                 <w:b/>
                 <w:bCs/>
+                <w:noProof/>
                 <w:color w:val="00695C"/>
                 <w:sz w:val="45"/>
                 <w:szCs w:val="45"/>
